--- a/docs/Kartoteka_db_кратко.docx
+++ b/docs/Kartoteka_db_кратко.docx
@@ -7,22 +7,22 @@
         <w:shd w:val="clear" w:color="auto" w:fill="FFFFFF"/>
         <w:spacing w:before="100" w:beforeAutospacing="1" w:after="100" w:afterAutospacing="1" w:line="240" w:lineRule="auto"/>
         <w:rPr>
-          <w:rFonts w:eastAsia="Times New Roman" w:cstheme="minorHAnsi"/>
-          <w:color w:val="1A1A1A"/>
-          <w:sz w:val="32"/>
-          <w:szCs w:val="32"/>
+          <w:rFonts w:ascii="Segoe UI" w:eastAsia="Times New Roman" w:hAnsi="Segoe UI" w:cs="Segoe UI"/>
+          <w:color w:val="1A1A1A"/>
+          <w:sz w:val="28"/>
+          <w:szCs w:val="28"/>
           <w:lang w:eastAsia="ru-RU"/>
         </w:rPr>
       </w:pPr>
       <w:proofErr w:type="spellStart"/>
       <w:r>
         <w:rPr>
-          <w:rFonts w:eastAsia="Times New Roman" w:cstheme="minorHAnsi"/>
+          <w:rFonts w:ascii="Segoe UI" w:eastAsia="Times New Roman" w:hAnsi="Segoe UI" w:cs="Segoe UI"/>
           <w:b/>
           <w:bCs/>
           <w:color w:val="1A1A1A"/>
-          <w:sz w:val="32"/>
-          <w:szCs w:val="32"/>
+          <w:sz w:val="28"/>
+          <w:szCs w:val="28"/>
           <w:lang w:eastAsia="ru-RU"/>
         </w:rPr>
         <w:t>Kartoteka</w:t>
@@ -32,24 +32,21 @@
     <w:p>
       <w:pPr>
         <w:shd w:val="clear" w:color="auto" w:fill="FFFFFF"/>
-        <w:spacing w:before="100" w:beforeAutospacing="1" w:after="100" w:afterAutospacing="1" w:line="240" w:lineRule="auto"/>
-        <w:rPr>
-          <w:rFonts w:eastAsia="Times New Roman" w:cstheme="minorHAnsi"/>
-          <w:b/>
-          <w:bCs/>
-          <w:color w:val="1A1A1A"/>
-          <w:kern w:val="36"/>
-          <w:sz w:val="32"/>
-          <w:szCs w:val="32"/>
-          <w:lang w:eastAsia="ru-RU"/>
-        </w:rPr>
-      </w:pPr>
-      <w:r>
-        <w:rPr>
-          <w:rFonts w:eastAsia="Times New Roman" w:cstheme="minorHAnsi"/>
-          <w:color w:val="1A1A1A"/>
-          <w:sz w:val="24"/>
-          <w:szCs w:val="24"/>
+        <w:spacing w:after="120" w:line="240" w:lineRule="auto"/>
+        <w:rPr>
+          <w:rFonts w:ascii="Segoe UI" w:eastAsia="Times New Roman" w:hAnsi="Segoe UI" w:cs="Segoe UI"/>
+          <w:color w:val="1A1A1A"/>
+          <w:sz w:val="23"/>
+          <w:szCs w:val="23"/>
+          <w:lang w:eastAsia="ru-RU"/>
+        </w:rPr>
+      </w:pPr>
+      <w:r>
+        <w:rPr>
+          <w:rFonts w:ascii="Segoe UI" w:eastAsia="Times New Roman" w:hAnsi="Segoe UI" w:cs="Segoe UI"/>
+          <w:color w:val="1A1A1A"/>
+          <w:sz w:val="23"/>
+          <w:szCs w:val="23"/>
           <w:lang w:eastAsia="ru-RU"/>
         </w:rPr>
         <w:t xml:space="preserve">В </w:t>
@@ -57,240 +54,98 @@
       <w:proofErr w:type="spellStart"/>
       <w:r>
         <w:rPr>
-          <w:rFonts w:eastAsia="Times New Roman" w:cstheme="minorHAnsi"/>
-          <w:color w:val="1A1A1A"/>
-          <w:sz w:val="24"/>
-          <w:szCs w:val="24"/>
-          <w:lang w:val="en-US" w:eastAsia="ru-RU"/>
+          <w:rFonts w:ascii="Segoe UI" w:eastAsia="Times New Roman" w:hAnsi="Segoe UI" w:cs="Segoe UI"/>
+          <w:color w:val="1A1A1A"/>
+          <w:sz w:val="23"/>
+          <w:szCs w:val="23"/>
+          <w:lang w:eastAsia="ru-RU"/>
         </w:rPr>
         <w:t>dbmd</w:t>
       </w:r>
       <w:proofErr w:type="spellEnd"/>
       <w:r>
         <w:rPr>
-          <w:rFonts w:eastAsia="Times New Roman" w:cstheme="minorHAnsi"/>
-          <w:color w:val="1A1A1A"/>
-          <w:sz w:val="24"/>
-          <w:szCs w:val="24"/>
-          <w:lang w:eastAsia="ru-RU"/>
-        </w:rPr>
-        <w:t xml:space="preserve"> </w:t>
-      </w:r>
-      <w:r>
-        <w:rPr>
-          <w:rFonts w:eastAsia="Times New Roman" w:cstheme="minorHAnsi"/>
-          <w:color w:val="1A1A1A"/>
-          <w:sz w:val="24"/>
-          <w:szCs w:val="24"/>
-          <w:lang w:eastAsia="ru-RU"/>
-        </w:rPr>
-        <w:t xml:space="preserve">есть структурное описание </w:t>
-      </w:r>
-      <w:r>
-        <w:rPr>
-          <w:rFonts w:eastAsia="Times New Roman" w:cstheme="minorHAnsi"/>
-          <w:color w:val="1A1A1A"/>
-          <w:sz w:val="24"/>
-          <w:szCs w:val="24"/>
-          <w:lang w:val="en-US" w:eastAsia="ru-RU"/>
-        </w:rPr>
-        <w:t>ER</w:t>
-      </w:r>
-      <w:r>
-        <w:rPr>
-          <w:rFonts w:eastAsia="Times New Roman" w:cstheme="minorHAnsi"/>
-          <w:color w:val="1A1A1A"/>
-          <w:sz w:val="24"/>
-          <w:szCs w:val="24"/>
-          <w:lang w:eastAsia="ru-RU"/>
-        </w:rPr>
-        <w:t>-</w:t>
-      </w:r>
-      <w:r>
-        <w:rPr>
-          <w:rFonts w:eastAsia="Times New Roman" w:cstheme="minorHAnsi"/>
-          <w:color w:val="1A1A1A"/>
-          <w:sz w:val="24"/>
-          <w:szCs w:val="24"/>
-          <w:lang w:eastAsia="ru-RU"/>
-        </w:rPr>
-        <w:t xml:space="preserve">схемы с описанием каждого поля, можно импортировать в </w:t>
+          <w:rFonts w:ascii="Segoe UI" w:eastAsia="Times New Roman" w:hAnsi="Segoe UI" w:cs="Segoe UI"/>
+          <w:color w:val="1A1A1A"/>
+          <w:sz w:val="23"/>
+          <w:szCs w:val="23"/>
+          <w:lang w:eastAsia="ru-RU"/>
+        </w:rPr>
+        <w:t xml:space="preserve"> есть структурное описание ER-схемы с описанием каждого поля, можно импортировать в </w:t>
       </w:r>
       <w:proofErr w:type="spellStart"/>
       <w:r>
         <w:rPr>
-          <w:rFonts w:eastAsia="Times New Roman" w:cstheme="minorHAnsi"/>
-          <w:color w:val="1A1A1A"/>
-          <w:sz w:val="24"/>
-          <w:szCs w:val="24"/>
-          <w:lang w:val="en-US" w:eastAsia="ru-RU"/>
+          <w:rFonts w:ascii="Segoe UI" w:eastAsia="Times New Roman" w:hAnsi="Segoe UI" w:cs="Segoe UI"/>
+          <w:color w:val="1A1A1A"/>
+          <w:sz w:val="23"/>
+          <w:szCs w:val="23"/>
+          <w:lang w:eastAsia="ru-RU"/>
         </w:rPr>
         <w:t>dbdiagram</w:t>
       </w:r>
       <w:proofErr w:type="spellEnd"/>
       <w:r>
         <w:rPr>
-          <w:rFonts w:eastAsia="Times New Roman" w:cstheme="minorHAnsi"/>
-          <w:color w:val="1A1A1A"/>
-          <w:sz w:val="24"/>
-          <w:szCs w:val="24"/>
-          <w:lang w:eastAsia="ru-RU"/>
-        </w:rPr>
-        <w:t xml:space="preserve"> </w:t>
-      </w:r>
-      <w:r>
-        <w:rPr>
-          <w:rFonts w:eastAsia="Times New Roman" w:cstheme="minorHAnsi"/>
-          <w:color w:val="1A1A1A"/>
-          <w:sz w:val="24"/>
-          <w:szCs w:val="24"/>
-          <w:lang w:eastAsia="ru-RU"/>
-        </w:rPr>
-        <w:t>чтобы взаимодействовать</w:t>
-      </w:r>
-      <w:r>
-        <w:rPr>
-          <w:rFonts w:eastAsia="Times New Roman" w:cstheme="minorHAnsi"/>
-          <w:color w:val="1A1A1A"/>
-          <w:sz w:val="24"/>
-          <w:szCs w:val="24"/>
-          <w:lang w:eastAsia="ru-RU"/>
-        </w:rPr>
-        <w:t xml:space="preserve"> </w:t>
-      </w:r>
-      <w:r>
-        <w:rPr>
-          <w:rFonts w:eastAsia="Times New Roman" w:cstheme="minorHAnsi"/>
-          <w:color w:val="1A1A1A"/>
-          <w:sz w:val="24"/>
-          <w:szCs w:val="24"/>
-          <w:lang w:eastAsia="ru-RU"/>
-        </w:rPr>
-        <w:t>и редактировать схему</w:t>
-      </w:r>
-      <w:r>
-        <w:rPr>
-          <w:rFonts w:eastAsia="Times New Roman" w:cstheme="minorHAnsi"/>
-          <w:color w:val="1A1A1A"/>
-          <w:sz w:val="24"/>
-          <w:szCs w:val="24"/>
-          <w:lang w:eastAsia="ru-RU"/>
-        </w:rPr>
-        <w:t>.</w:t>
-      </w:r>
-      <w:r>
-        <w:rPr>
-          <w:rFonts w:eastAsia="Times New Roman" w:cstheme="minorHAnsi"/>
-          <w:color w:val="1A1A1A"/>
-          <w:sz w:val="24"/>
-          <w:szCs w:val="24"/>
+          <w:rFonts w:ascii="Segoe UI" w:eastAsia="Times New Roman" w:hAnsi="Segoe UI" w:cs="Segoe UI"/>
+          <w:color w:val="1A1A1A"/>
+          <w:sz w:val="23"/>
+          <w:szCs w:val="23"/>
+          <w:lang w:eastAsia="ru-RU"/>
+        </w:rPr>
+        <w:t xml:space="preserve"> чтобы взаимодействовать и редактировать схему.</w:t>
+      </w:r>
+      <w:r>
+        <w:rPr>
+          <w:rFonts w:ascii="Segoe UI" w:eastAsia="Times New Roman" w:hAnsi="Segoe UI" w:cs="Segoe UI"/>
+          <w:color w:val="1A1A1A"/>
+          <w:sz w:val="23"/>
+          <w:szCs w:val="23"/>
           <w:lang w:eastAsia="ru-RU"/>
         </w:rPr>
         <w:br/>
-        <w:t xml:space="preserve">Готовый </w:t>
-      </w:r>
-      <w:r>
-        <w:rPr>
-          <w:rFonts w:eastAsia="Times New Roman" w:cstheme="minorHAnsi"/>
-          <w:color w:val="1A1A1A"/>
-          <w:sz w:val="24"/>
-          <w:szCs w:val="24"/>
-          <w:lang w:eastAsia="ru-RU"/>
-        </w:rPr>
-        <w:t xml:space="preserve">экспорт из </w:t>
+        <w:t xml:space="preserve">Готовый экспорт из </w:t>
       </w:r>
       <w:proofErr w:type="spellStart"/>
       <w:r>
         <w:rPr>
-          <w:rFonts w:eastAsia="Times New Roman" w:cstheme="minorHAnsi"/>
-          <w:color w:val="1A1A1A"/>
-          <w:sz w:val="24"/>
-          <w:szCs w:val="24"/>
-          <w:lang w:val="en-US" w:eastAsia="ru-RU"/>
+          <w:rFonts w:ascii="Segoe UI" w:eastAsia="Times New Roman" w:hAnsi="Segoe UI" w:cs="Segoe UI"/>
+          <w:color w:val="1A1A1A"/>
+          <w:sz w:val="23"/>
+          <w:szCs w:val="23"/>
+          <w:lang w:eastAsia="ru-RU"/>
         </w:rPr>
         <w:t>dbdiagram</w:t>
       </w:r>
       <w:proofErr w:type="spellEnd"/>
       <w:r>
         <w:rPr>
-          <w:rFonts w:eastAsia="Times New Roman" w:cstheme="minorHAnsi"/>
-          <w:color w:val="1A1A1A"/>
-          <w:sz w:val="24"/>
-          <w:szCs w:val="24"/>
-          <w:lang w:eastAsia="ru-RU"/>
-        </w:rPr>
-        <w:t xml:space="preserve"> </w:t>
-      </w:r>
-      <w:r>
-        <w:rPr>
-          <w:rFonts w:eastAsia="Times New Roman" w:cstheme="minorHAnsi"/>
-          <w:color w:val="1A1A1A"/>
-          <w:sz w:val="24"/>
-          <w:szCs w:val="24"/>
-          <w:lang w:eastAsia="ru-RU"/>
-        </w:rPr>
-        <w:t xml:space="preserve">– </w:t>
+          <w:rFonts w:ascii="Segoe UI" w:eastAsia="Times New Roman" w:hAnsi="Segoe UI" w:cs="Segoe UI"/>
+          <w:color w:val="1A1A1A"/>
+          <w:sz w:val="23"/>
+          <w:szCs w:val="23"/>
+          <w:lang w:eastAsia="ru-RU"/>
+        </w:rPr>
+        <w:t xml:space="preserve"> – </w:t>
       </w:r>
       <w:proofErr w:type="spellStart"/>
       <w:r>
         <w:rPr>
-          <w:rFonts w:eastAsia="Times New Roman" w:cstheme="minorHAnsi"/>
-          <w:color w:val="1A1A1A"/>
-          <w:sz w:val="24"/>
-          <w:szCs w:val="24"/>
-          <w:lang w:val="en-US" w:eastAsia="ru-RU"/>
-        </w:rPr>
-        <w:t>Kartoteka</w:t>
+          <w:rFonts w:ascii="Segoe UI" w:eastAsia="Times New Roman" w:hAnsi="Segoe UI" w:cs="Segoe UI"/>
+          <w:color w:val="1A1A1A"/>
+          <w:sz w:val="23"/>
+          <w:szCs w:val="23"/>
+          <w:lang w:eastAsia="ru-RU"/>
+        </w:rPr>
+        <w:t>Kartoteka_db_ER</w:t>
       </w:r>
       <w:proofErr w:type="spellEnd"/>
       <w:r>
         <w:rPr>
-          <w:rFonts w:eastAsia="Times New Roman" w:cstheme="minorHAnsi"/>
-          <w:color w:val="1A1A1A"/>
-          <w:sz w:val="24"/>
-          <w:szCs w:val="24"/>
-          <w:lang w:eastAsia="ru-RU"/>
-        </w:rPr>
-        <w:t>_</w:t>
-      </w:r>
-      <w:proofErr w:type="spellStart"/>
-      <w:r>
-        <w:rPr>
-          <w:rFonts w:eastAsia="Times New Roman" w:cstheme="minorHAnsi"/>
-          <w:color w:val="1A1A1A"/>
-          <w:sz w:val="24"/>
-          <w:szCs w:val="24"/>
-          <w:lang w:val="en-US" w:eastAsia="ru-RU"/>
-        </w:rPr>
-        <w:t>db</w:t>
-      </w:r>
-      <w:proofErr w:type="spellEnd"/>
-      <w:r>
-        <w:rPr>
-          <w:rFonts w:eastAsia="Times New Roman" w:cstheme="minorHAnsi"/>
-          <w:color w:val="1A1A1A"/>
-          <w:sz w:val="24"/>
-          <w:szCs w:val="24"/>
-          <w:lang w:eastAsia="ru-RU"/>
-        </w:rPr>
-        <w:t>_</w:t>
-      </w:r>
-      <w:r>
-        <w:rPr>
-          <w:rFonts w:eastAsia="Times New Roman" w:cstheme="minorHAnsi"/>
-          <w:color w:val="1A1A1A"/>
-          <w:sz w:val="24"/>
-          <w:szCs w:val="24"/>
-          <w:lang w:val="en-US" w:eastAsia="ru-RU"/>
-        </w:rPr>
-        <w:t>ER</w:t>
-      </w:r>
-      <w:r>
-        <w:rPr>
-          <w:rFonts w:eastAsia="Times New Roman" w:cstheme="minorHAnsi"/>
-          <w:color w:val="1A1A1A"/>
-          <w:sz w:val="24"/>
-          <w:szCs w:val="24"/>
+          <w:rFonts w:ascii="Segoe UI" w:eastAsia="Times New Roman" w:hAnsi="Segoe UI" w:cs="Segoe UI"/>
+          <w:color w:val="1A1A1A"/>
+          <w:sz w:val="23"/>
+          <w:szCs w:val="23"/>
           <w:lang w:eastAsia="ru-RU"/>
         </w:rPr>
         <w:br/>
@@ -298,11 +153,13 @@
       <w:hyperlink r:id="rId5" w:history="1">
         <w:r>
           <w:rPr>
-            <w:rStyle w:val="a6"/>
-            <w:rFonts w:eastAsia="Times New Roman" w:cstheme="minorHAnsi"/>
+            <w:rFonts w:ascii="Segoe UI" w:eastAsia="Times New Roman" w:hAnsi="Segoe UI" w:cs="Segoe UI"/>
             <w:b/>
-            <w:sz w:val="24"/>
-            <w:szCs w:val="24"/>
+            <w:bCs/>
+            <w:color w:val="0000FF"/>
+            <w:sz w:val="23"/>
+            <w:szCs w:val="23"/>
+            <w:u w:val="single"/>
             <w:lang w:eastAsia="ru-RU"/>
           </w:rPr>
           <w:t xml:space="preserve">Посмотреть схему в </w:t>
@@ -310,23 +167,27 @@
         <w:proofErr w:type="spellStart"/>
         <w:r>
           <w:rPr>
-            <w:rStyle w:val="a6"/>
-            <w:rFonts w:eastAsia="Times New Roman" w:cstheme="minorHAnsi"/>
+            <w:rFonts w:ascii="Segoe UI" w:eastAsia="Times New Roman" w:hAnsi="Segoe UI" w:cs="Segoe UI"/>
             <w:b/>
-            <w:sz w:val="24"/>
-            <w:szCs w:val="24"/>
-            <w:lang w:val="en-US" w:eastAsia="ru-RU"/>
+            <w:bCs/>
+            <w:color w:val="0000FF"/>
+            <w:sz w:val="23"/>
+            <w:szCs w:val="23"/>
+            <w:u w:val="single"/>
+            <w:lang w:eastAsia="ru-RU"/>
           </w:rPr>
           <w:t>dbdiagram</w:t>
         </w:r>
         <w:proofErr w:type="spellEnd"/>
         <w:r>
           <w:rPr>
-            <w:rStyle w:val="a6"/>
-            <w:rFonts w:eastAsia="Times New Roman" w:cstheme="minorHAnsi"/>
+            <w:rFonts w:ascii="Segoe UI" w:eastAsia="Times New Roman" w:hAnsi="Segoe UI" w:cs="Segoe UI"/>
             <w:b/>
-            <w:sz w:val="24"/>
-            <w:szCs w:val="24"/>
+            <w:bCs/>
+            <w:color w:val="0000FF"/>
+            <w:sz w:val="23"/>
+            <w:szCs w:val="23"/>
+            <w:u w:val="single"/>
             <w:lang w:eastAsia="ru-RU"/>
           </w:rPr>
           <w:t xml:space="preserve"> без импорта.</w:t>
@@ -336,127 +197,31 @@
     <w:p>
       <w:pPr>
         <w:shd w:val="clear" w:color="auto" w:fill="FFFFFF"/>
-        <w:spacing w:before="100" w:beforeAutospacing="1" w:after="100" w:afterAutospacing="1" w:line="240" w:lineRule="auto"/>
-        <w:rPr>
-          <w:rFonts w:eastAsia="Times New Roman" w:cstheme="minorHAnsi"/>
-          <w:color w:val="1A1A1A"/>
-          <w:sz w:val="24"/>
-          <w:szCs w:val="24"/>
-          <w:lang w:eastAsia="ru-RU"/>
-        </w:rPr>
-      </w:pPr>
-      <w:r>
-        <w:rPr>
-          <w:rFonts w:eastAsia="Times New Roman" w:cstheme="minorHAnsi"/>
-          <w:color w:val="1A1A1A"/>
-          <w:sz w:val="24"/>
-          <w:szCs w:val="24"/>
-          <w:lang w:eastAsia="ru-RU"/>
-        </w:rPr>
-        <w:t xml:space="preserve">База данных </w:t>
-      </w:r>
-      <w:proofErr w:type="spellStart"/>
-      <w:r>
-        <w:rPr>
-          <w:rFonts w:eastAsia="Times New Roman" w:cstheme="minorHAnsi"/>
-          <w:color w:val="1A1A1A"/>
-          <w:sz w:val="24"/>
-          <w:szCs w:val="24"/>
-          <w:lang w:eastAsia="ru-RU"/>
-        </w:rPr>
-        <w:t>представленна</w:t>
-      </w:r>
-      <w:proofErr w:type="spellEnd"/>
-      <w:r>
-        <w:rPr>
-          <w:rFonts w:eastAsia="Times New Roman" w:cstheme="minorHAnsi"/>
-          <w:color w:val="1A1A1A"/>
-          <w:sz w:val="24"/>
-          <w:szCs w:val="24"/>
-          <w:lang w:eastAsia="ru-RU"/>
-        </w:rPr>
-        <w:t xml:space="preserve"> </w:t>
-      </w:r>
-      <w:r>
-        <w:rPr>
-          <w:rFonts w:eastAsia="Times New Roman" w:cstheme="minorHAnsi"/>
-          <w:color w:val="1A1A1A"/>
-          <w:sz w:val="24"/>
-          <w:szCs w:val="24"/>
-          <w:lang w:val="en-US" w:eastAsia="ru-RU"/>
-        </w:rPr>
-        <w:t>SQLite</w:t>
-      </w:r>
-      <w:r>
-        <w:rPr>
-          <w:rFonts w:eastAsia="Times New Roman" w:cstheme="minorHAnsi"/>
-          <w:color w:val="1A1A1A"/>
-          <w:sz w:val="24"/>
-          <w:szCs w:val="24"/>
-          <w:lang w:eastAsia="ru-RU"/>
-        </w:rPr>
-        <w:t xml:space="preserve">3 </w:t>
-      </w:r>
-      <w:r>
-        <w:rPr>
-          <w:rFonts w:eastAsia="Times New Roman" w:cstheme="minorHAnsi"/>
-          <w:color w:val="1A1A1A"/>
-          <w:sz w:val="24"/>
-          <w:szCs w:val="24"/>
-          <w:lang w:eastAsia="ru-RU"/>
-        </w:rPr>
-        <w:t xml:space="preserve">в локальном виде, в формате файла </w:t>
-      </w:r>
-      <w:proofErr w:type="spellStart"/>
-      <w:r>
-        <w:rPr>
-          <w:rFonts w:eastAsia="Times New Roman" w:cstheme="minorHAnsi"/>
-          <w:color w:val="1A1A1A"/>
-          <w:sz w:val="24"/>
-          <w:szCs w:val="24"/>
-          <w:lang w:val="en-US" w:eastAsia="ru-RU"/>
-        </w:rPr>
-        <w:t>db</w:t>
-      </w:r>
-      <w:proofErr w:type="spellEnd"/>
-      <w:r>
-        <w:rPr>
-          <w:rFonts w:eastAsia="Times New Roman" w:cstheme="minorHAnsi"/>
-          <w:color w:val="1A1A1A"/>
-          <w:sz w:val="24"/>
-          <w:szCs w:val="24"/>
-          <w:lang w:eastAsia="ru-RU"/>
-        </w:rPr>
-        <w:t>.</w:t>
-      </w:r>
-      <w:proofErr w:type="spellStart"/>
-      <w:r>
-        <w:rPr>
-          <w:rFonts w:eastAsia="Times New Roman" w:cstheme="minorHAnsi"/>
-          <w:color w:val="1A1A1A"/>
-          <w:sz w:val="24"/>
-          <w:szCs w:val="24"/>
-          <w:lang w:val="en-US" w:eastAsia="ru-RU"/>
-        </w:rPr>
-        <w:t>sqlite</w:t>
-      </w:r>
-      <w:proofErr w:type="spellEnd"/>
-      <w:r>
-        <w:rPr>
-          <w:rFonts w:eastAsia="Times New Roman" w:cstheme="minorHAnsi"/>
-          <w:color w:val="1A1A1A"/>
-          <w:sz w:val="24"/>
-          <w:szCs w:val="24"/>
-          <w:lang w:eastAsia="ru-RU"/>
-        </w:rPr>
-        <w:t>3</w:t>
-      </w:r>
-      <w:r>
-        <w:rPr>
-          <w:rFonts w:eastAsia="Times New Roman" w:cstheme="minorHAnsi"/>
-          <w:color w:val="1A1A1A"/>
-          <w:sz w:val="24"/>
-          <w:szCs w:val="24"/>
+        <w:spacing w:after="120" w:line="240" w:lineRule="auto"/>
+        <w:rPr>
+          <w:rFonts w:ascii="Segoe UI" w:eastAsia="Times New Roman" w:hAnsi="Segoe UI" w:cs="Segoe UI"/>
+          <w:color w:val="1A1A1A"/>
+          <w:sz w:val="23"/>
+          <w:szCs w:val="23"/>
+          <w:lang w:eastAsia="ru-RU"/>
+        </w:rPr>
+      </w:pPr>
+      <w:r>
+        <w:rPr>
+          <w:rFonts w:ascii="Segoe UI" w:eastAsia="Times New Roman" w:hAnsi="Segoe UI" w:cs="Segoe UI"/>
+          <w:color w:val="1A1A1A"/>
+          <w:sz w:val="23"/>
+          <w:szCs w:val="23"/>
+          <w:lang w:eastAsia="ru-RU"/>
+        </w:rPr>
+        <w:t>База данных представлена SQLite3 в локальном виде, в формате файла db.sqlite3</w:t>
+      </w:r>
+      <w:r>
+        <w:rPr>
+          <w:rFonts w:ascii="Segoe UI" w:eastAsia="Times New Roman" w:hAnsi="Segoe UI" w:cs="Segoe UI"/>
+          <w:color w:val="1A1A1A"/>
+          <w:sz w:val="23"/>
+          <w:szCs w:val="23"/>
           <w:lang w:eastAsia="ru-RU"/>
         </w:rPr>
         <w:br/>
@@ -466,92 +231,84 @@
     <w:p>
       <w:pPr>
         <w:shd w:val="clear" w:color="auto" w:fill="FFFFFF"/>
-        <w:spacing w:before="100" w:beforeAutospacing="1" w:after="100" w:afterAutospacing="1" w:line="240" w:lineRule="auto"/>
-        <w:rPr>
-          <w:rFonts w:eastAsia="Times New Roman" w:cstheme="minorHAnsi"/>
-          <w:color w:val="1A1A1A"/>
-          <w:sz w:val="24"/>
-          <w:szCs w:val="24"/>
-          <w:lang w:eastAsia="ru-RU"/>
-        </w:rPr>
-      </w:pPr>
-      <w:r>
-        <w:rPr>
-          <w:rFonts w:eastAsia="Times New Roman" w:cstheme="minorHAnsi"/>
-          <w:color w:val="1A1A1A"/>
-          <w:sz w:val="24"/>
-          <w:szCs w:val="24"/>
+        <w:spacing w:after="120" w:line="240" w:lineRule="auto"/>
+        <w:rPr>
+          <w:rFonts w:ascii="Segoe UI" w:eastAsia="Times New Roman" w:hAnsi="Segoe UI" w:cs="Segoe UI"/>
+          <w:color w:val="1A1A1A"/>
+          <w:sz w:val="23"/>
+          <w:szCs w:val="23"/>
+          <w:lang w:eastAsia="ru-RU"/>
+        </w:rPr>
+      </w:pPr>
+      <w:r>
+        <w:rPr>
+          <w:rFonts w:ascii="Segoe UI" w:eastAsia="Times New Roman" w:hAnsi="Segoe UI" w:cs="Segoe UI"/>
+          <w:color w:val="1A1A1A"/>
+          <w:sz w:val="23"/>
+          <w:szCs w:val="23"/>
           <w:lang w:eastAsia="ru-RU"/>
         </w:rPr>
         <w:t xml:space="preserve">Помимо описанных в другой документации таблиц база данных также содержит таблицы необходимые для авторизации и создания токенов, эти таблицы стандартные из пакетов авторизации для </w:t>
       </w:r>
-      <w:r>
-        <w:rPr>
-          <w:rFonts w:eastAsia="Times New Roman" w:cstheme="minorHAnsi"/>
-          <w:color w:val="1A1A1A"/>
-          <w:sz w:val="24"/>
-          <w:szCs w:val="24"/>
-          <w:lang w:val="en-US" w:eastAsia="ru-RU"/>
-        </w:rPr>
-        <w:t>Django</w:t>
-      </w:r>
-      <w:r>
-        <w:rPr>
-          <w:rFonts w:eastAsia="Times New Roman" w:cstheme="minorHAnsi"/>
-          <w:color w:val="1A1A1A"/>
-          <w:sz w:val="24"/>
-          <w:szCs w:val="24"/>
-          <w:lang w:eastAsia="ru-RU"/>
-        </w:rPr>
-        <w:t>.</w:t>
-      </w:r>
+      <w:proofErr w:type="spellStart"/>
+      <w:r>
+        <w:rPr>
+          <w:rFonts w:ascii="Segoe UI" w:eastAsia="Times New Roman" w:hAnsi="Segoe UI" w:cs="Segoe UI"/>
+          <w:color w:val="1A1A1A"/>
+          <w:sz w:val="23"/>
+          <w:szCs w:val="23"/>
+          <w:lang w:eastAsia="ru-RU"/>
+        </w:rPr>
+        <w:t>Django.</w:t>
+      </w:r>
+      <w:proofErr w:type="spellEnd"/>
     </w:p>
     <w:p>
       <w:pPr>
         <w:shd w:val="clear" w:color="auto" w:fill="FFFFFF"/>
-        <w:spacing w:before="100" w:beforeAutospacing="1" w:after="100" w:afterAutospacing="1" w:line="240" w:lineRule="auto"/>
-        <w:rPr>
-          <w:rFonts w:eastAsia="Times New Roman" w:cstheme="minorHAnsi"/>
-          <w:color w:val="1A1A1A"/>
-          <w:sz w:val="24"/>
-          <w:szCs w:val="24"/>
-          <w:lang w:eastAsia="ru-RU"/>
-        </w:rPr>
-      </w:pPr>
-      <w:r>
-        <w:rPr>
-          <w:rFonts w:eastAsia="Times New Roman" w:cstheme="minorHAnsi"/>
-          <w:color w:val="1A1A1A"/>
-          <w:sz w:val="24"/>
-          <w:szCs w:val="24"/>
+        <w:spacing w:after="120" w:line="240" w:lineRule="auto"/>
+        <w:rPr>
+          <w:rFonts w:ascii="Segoe UI" w:eastAsia="Times New Roman" w:hAnsi="Segoe UI" w:cs="Segoe UI"/>
+          <w:color w:val="1A1A1A"/>
+          <w:sz w:val="23"/>
+          <w:szCs w:val="23"/>
+          <w:lang w:eastAsia="ru-RU"/>
+        </w:rPr>
+      </w:pPr>
+      <w:r>
+        <w:rPr>
+          <w:rFonts w:ascii="Segoe UI" w:eastAsia="Times New Roman" w:hAnsi="Segoe UI" w:cs="Segoe UI"/>
+          <w:color w:val="1A1A1A"/>
+          <w:sz w:val="23"/>
+          <w:szCs w:val="23"/>
           <w:lang w:eastAsia="ru-RU"/>
         </w:rPr>
         <w:t>Список таблиц из средств просмотра:</w:t>
       </w:r>
       <w:r>
         <w:rPr>
-          <w:rFonts w:eastAsia="Times New Roman" w:cstheme="minorHAnsi"/>
-          <w:color w:val="1A1A1A"/>
-          <w:sz w:val="24"/>
-          <w:szCs w:val="24"/>
+          <w:rFonts w:ascii="Segoe UI" w:eastAsia="Times New Roman" w:hAnsi="Segoe UI" w:cs="Segoe UI"/>
+          <w:color w:val="1A1A1A"/>
+          <w:sz w:val="23"/>
+          <w:szCs w:val="23"/>
           <w:lang w:eastAsia="ru-RU"/>
         </w:rPr>
         <w:br/>
       </w:r>
       <w:r>
         <w:rPr>
-          <w:rFonts w:eastAsia="Times New Roman" w:cstheme="minorHAnsi"/>
+          <w:rFonts w:ascii="Segoe UI" w:eastAsia="Times New Roman" w:hAnsi="Segoe UI" w:cs="Segoe UI"/>
           <w:noProof/>
           <w:color w:val="1A1A1A"/>
-          <w:sz w:val="24"/>
-          <w:szCs w:val="24"/>
+          <w:sz w:val="23"/>
+          <w:szCs w:val="23"/>
           <w:lang w:eastAsia="ru-RU"/>
         </w:rPr>
         <w:drawing>
-          <wp:inline distT="0" distB="0" distL="0" distR="0" wp14:anchorId="0DC5916A" wp14:editId="12C104BE">
-            <wp:extent cx="2396836" cy="2853283"/>
-            <wp:effectExtent l="0" t="0" r="3810" b="4445"/>
-            <wp:docPr id="1" name="Рисунок 1"/>
+          <wp:inline distT="0" distB="0" distL="0" distR="0" wp14:anchorId="763530BF" wp14:editId="6D833ADD">
+            <wp:extent cx="1735667" cy="2876200"/>
+            <wp:effectExtent l="0" t="0" r="0" b="635"/>
+            <wp:docPr id="3" name="Рисунок 3"/>
             <wp:cNvGraphicFramePr>
               <a:graphicFrameLocks xmlns:a="http://schemas.openxmlformats.org/drawingml/2006/main" noChangeAspect="1"/>
             </wp:cNvGraphicFramePr>
@@ -559,7 +316,7 @@
               <a:graphicData uri="http://schemas.openxmlformats.org/drawingml/2006/picture">
                 <pic:pic xmlns:pic="http://schemas.openxmlformats.org/drawingml/2006/picture">
                   <pic:nvPicPr>
-                    <pic:cNvPr id="0" name="Picture 1"/>
+                    <pic:cNvPr id="0" name="Picture 3"/>
                     <pic:cNvPicPr>
                       <a:picLocks noChangeAspect="1" noChangeArrowheads="1"/>
                     </pic:cNvPicPr>
@@ -580,7 +337,7 @@
                   <pic:spPr bwMode="auto">
                     <a:xfrm>
                       <a:off x="0" y="0"/>
-                      <a:ext cx="2408317" cy="2866950"/>
+                      <a:ext cx="1753241" cy="2905322"/>
                     </a:xfrm>
                     <a:prstGeom prst="rect">
                       <a:avLst/>
@@ -596,25 +353,102 @@
           </wp:inline>
         </w:drawing>
       </w:r>
+      <w:r>
+        <w:rPr>
+          <w:rFonts w:ascii="Segoe UI" w:eastAsia="Times New Roman" w:hAnsi="Segoe UI" w:cs="Segoe UI"/>
+          <w:color w:val="1A1A1A"/>
+          <w:sz w:val="23"/>
+          <w:szCs w:val="23"/>
+          <w:lang w:eastAsia="ru-RU"/>
+        </w:rPr>
+        <w:tab/>
+      </w:r>
+      <w:r>
+        <w:rPr>
+          <w:rFonts w:ascii="Segoe UI" w:eastAsia="Times New Roman" w:hAnsi="Segoe UI" w:cs="Segoe UI"/>
+          <w:color w:val="1A1A1A"/>
+          <w:sz w:val="23"/>
+          <w:szCs w:val="23"/>
+          <w:lang w:eastAsia="ru-RU"/>
+        </w:rPr>
+        <w:tab/>
+      </w:r>
+      <w:r>
+        <w:rPr>
+          <w:rFonts w:ascii="Segoe UI" w:hAnsi="Segoe UI" w:cs="Segoe UI"/>
+          <w:noProof/>
+          <w:color w:val="1A1A1A"/>
+          <w:sz w:val="23"/>
+          <w:szCs w:val="23"/>
+        </w:rPr>
+        <w:drawing>
+          <wp:inline distT="0" distB="0" distL="0" distR="0" wp14:anchorId="5A96AAE7" wp14:editId="66A6983C">
+            <wp:extent cx="3278180" cy="2870200"/>
+            <wp:effectExtent l="0" t="0" r="0" b="6350"/>
+            <wp:docPr id="4" name="Рисунок 4" descr="C:\Users\MKMarchenko\AppData\Local\Microsoft\Windows\INetCache\Content.MSO\F3E7A7A4.tmp"/>
+            <wp:cNvGraphicFramePr>
+              <a:graphicFrameLocks xmlns:a="http://schemas.openxmlformats.org/drawingml/2006/main" noChangeAspect="1"/>
+            </wp:cNvGraphicFramePr>
+            <a:graphic xmlns:a="http://schemas.openxmlformats.org/drawingml/2006/main">
+              <a:graphicData uri="http://schemas.openxmlformats.org/drawingml/2006/picture">
+                <pic:pic xmlns:pic="http://schemas.openxmlformats.org/drawingml/2006/picture">
+                  <pic:nvPicPr>
+                    <pic:cNvPr id="0" name="Picture 4" descr="C:\Users\MKMarchenko\AppData\Local\Microsoft\Windows\INetCache\Content.MSO\F3E7A7A4.tmp"/>
+                    <pic:cNvPicPr>
+                      <a:picLocks noChangeAspect="1" noChangeArrowheads="1"/>
+                    </pic:cNvPicPr>
+                  </pic:nvPicPr>
+                  <pic:blipFill>
+                    <a:blip r:embed="rId7" cstate="print">
+                      <a:extLst>
+                        <a:ext uri="{28A0092B-C50C-407E-A947-70E740481C1C}">
+                          <a14:useLocalDpi xmlns:a14="http://schemas.microsoft.com/office/drawing/2010/main" val="0"/>
+                        </a:ext>
+                      </a:extLst>
+                    </a:blip>
+                    <a:srcRect/>
+                    <a:stretch>
+                      <a:fillRect/>
+                    </a:stretch>
+                  </pic:blipFill>
+                  <pic:spPr bwMode="auto">
+                    <a:xfrm>
+                      <a:off x="0" y="0"/>
+                      <a:ext cx="3279034" cy="2870948"/>
+                    </a:xfrm>
+                    <a:prstGeom prst="rect">
+                      <a:avLst/>
+                    </a:prstGeom>
+                    <a:noFill/>
+                    <a:ln>
+                      <a:noFill/>
+                    </a:ln>
+                  </pic:spPr>
+                </pic:pic>
+              </a:graphicData>
+            </a:graphic>
+          </wp:inline>
+        </w:drawing>
+      </w:r>
     </w:p>
     <w:p>
       <w:pPr>
         <w:shd w:val="clear" w:color="auto" w:fill="FFFFFF"/>
-        <w:spacing w:before="100" w:beforeAutospacing="1" w:after="100" w:afterAutospacing="1" w:line="240" w:lineRule="auto"/>
-        <w:rPr>
-          <w:rFonts w:eastAsia="Times New Roman" w:cstheme="minorHAnsi"/>
-          <w:color w:val="1A1A1A"/>
-          <w:sz w:val="24"/>
-          <w:szCs w:val="24"/>
-          <w:lang w:eastAsia="ru-RU"/>
-        </w:rPr>
-      </w:pPr>
-      <w:r>
-        <w:rPr>
-          <w:rFonts w:eastAsia="Times New Roman" w:cstheme="minorHAnsi"/>
-          <w:color w:val="1A1A1A"/>
-          <w:sz w:val="24"/>
-          <w:szCs w:val="24"/>
+        <w:spacing w:after="120" w:line="240" w:lineRule="auto"/>
+        <w:rPr>
+          <w:rFonts w:ascii="Segoe UI" w:eastAsia="Times New Roman" w:hAnsi="Segoe UI" w:cs="Segoe UI"/>
+          <w:color w:val="1A1A1A"/>
+          <w:sz w:val="23"/>
+          <w:szCs w:val="23"/>
+          <w:lang w:eastAsia="ru-RU"/>
+        </w:rPr>
+      </w:pPr>
+      <w:r>
+        <w:rPr>
+          <w:rFonts w:ascii="Segoe UI" w:eastAsia="Times New Roman" w:hAnsi="Segoe UI" w:cs="Segoe UI"/>
+          <w:color w:val="1A1A1A"/>
+          <w:sz w:val="23"/>
+          <w:szCs w:val="23"/>
           <w:lang w:eastAsia="ru-RU"/>
         </w:rPr>
         <w:t xml:space="preserve">В проекте есть история изменений базы данных – миграции. При структурном изменении базы данных нужно создавать новые миграции и применять их в </w:t>
@@ -622,10 +456,10 @@
       <w:proofErr w:type="spellStart"/>
       <w:r>
         <w:rPr>
-          <w:rFonts w:eastAsia="Times New Roman" w:cstheme="minorHAnsi"/>
-          <w:color w:val="1A1A1A"/>
-          <w:sz w:val="24"/>
-          <w:szCs w:val="24"/>
+          <w:rFonts w:ascii="Segoe UI" w:eastAsia="Times New Roman" w:hAnsi="Segoe UI" w:cs="Segoe UI"/>
+          <w:color w:val="1A1A1A"/>
+          <w:sz w:val="23"/>
+          <w:szCs w:val="23"/>
           <w:lang w:eastAsia="ru-RU"/>
         </w:rPr>
         <w:t>бд</w:t>
@@ -633,10 +467,10 @@
       <w:proofErr w:type="spellEnd"/>
       <w:r>
         <w:rPr>
-          <w:rFonts w:eastAsia="Times New Roman" w:cstheme="minorHAnsi"/>
-          <w:color w:val="1A1A1A"/>
-          <w:sz w:val="24"/>
-          <w:szCs w:val="24"/>
+          <w:rFonts w:ascii="Segoe UI" w:eastAsia="Times New Roman" w:hAnsi="Segoe UI" w:cs="Segoe UI"/>
+          <w:color w:val="1A1A1A"/>
+          <w:sz w:val="23"/>
+          <w:szCs w:val="23"/>
           <w:lang w:eastAsia="ru-RU"/>
         </w:rPr>
         <w:t>, при этом формат экспорта-импорта тоже будет меняться.</w:t>
@@ -645,205 +479,337 @@
     <w:p>
       <w:pPr>
         <w:shd w:val="clear" w:color="auto" w:fill="FFFFFF"/>
-        <w:spacing w:before="100" w:beforeAutospacing="1" w:after="100" w:afterAutospacing="1" w:line="240" w:lineRule="auto"/>
-        <w:rPr>
-          <w:rFonts w:eastAsia="Times New Roman" w:cstheme="minorHAnsi"/>
-          <w:color w:val="1A1A1A"/>
-          <w:sz w:val="24"/>
-          <w:szCs w:val="24"/>
-          <w:lang w:eastAsia="ru-RU"/>
-        </w:rPr>
-      </w:pPr>
-      <w:r>
-        <w:rPr>
-          <w:rFonts w:eastAsia="Times New Roman" w:cstheme="minorHAnsi"/>
-          <w:color w:val="1A1A1A"/>
-          <w:sz w:val="24"/>
-          <w:szCs w:val="24"/>
+        <w:spacing w:after="120" w:line="240" w:lineRule="auto"/>
+        <w:rPr>
+          <w:rFonts w:ascii="Segoe UI" w:eastAsia="Times New Roman" w:hAnsi="Segoe UI" w:cs="Segoe UI"/>
+          <w:color w:val="1A1A1A"/>
+          <w:sz w:val="23"/>
+          <w:szCs w:val="23"/>
+          <w:lang w:eastAsia="ru-RU"/>
+        </w:rPr>
+      </w:pPr>
+      <w:bookmarkStart w:id="0" w:name="_GoBack"/>
+      <w:r>
+        <w:rPr>
+          <w:rFonts w:ascii="Segoe UI" w:eastAsia="Times New Roman" w:hAnsi="Segoe UI" w:cs="Segoe UI"/>
+          <w:color w:val="1A1A1A"/>
+          <w:sz w:val="23"/>
+          <w:szCs w:val="23"/>
           <w:lang w:eastAsia="ru-RU"/>
         </w:rPr>
         <w:t>Особенности в базе данных:</w:t>
       </w:r>
-      <w:bookmarkStart w:id="0" w:name="_GoBack"/>
-      <w:bookmarkEnd w:id="0"/>
+    </w:p>
+    <w:bookmarkEnd w:id="0"/>
+    <w:p>
+      <w:pPr>
+        <w:numPr>
+          <w:ilvl w:val="0"/>
+          <w:numId w:val="9"/>
+        </w:numPr>
+        <w:shd w:val="clear" w:color="auto" w:fill="FFFFFF"/>
+        <w:spacing w:after="120" w:line="240" w:lineRule="auto"/>
+        <w:rPr>
+          <w:rFonts w:ascii="Segoe UI" w:eastAsia="Times New Roman" w:hAnsi="Segoe UI" w:cs="Segoe UI"/>
+          <w:color w:val="1A1A1A"/>
+          <w:sz w:val="23"/>
+          <w:szCs w:val="23"/>
+          <w:lang w:eastAsia="ru-RU"/>
+        </w:rPr>
+      </w:pPr>
+      <w:r>
+        <w:rPr>
+          <w:rFonts w:ascii="Segoe UI" w:eastAsia="Times New Roman" w:hAnsi="Segoe UI" w:cs="Segoe UI"/>
+          <w:color w:val="1A1A1A"/>
+          <w:sz w:val="23"/>
+          <w:szCs w:val="23"/>
+          <w:lang w:eastAsia="ru-RU"/>
+        </w:rPr>
+        <w:t>Отрасли (</w:t>
+      </w:r>
+      <w:proofErr w:type="spellStart"/>
+      <w:r>
+        <w:rPr>
+          <w:rFonts w:ascii="Segoe UI" w:eastAsia="Times New Roman" w:hAnsi="Segoe UI" w:cs="Segoe UI"/>
+          <w:color w:val="1A1A1A"/>
+          <w:sz w:val="23"/>
+          <w:szCs w:val="23"/>
+          <w:lang w:eastAsia="ru-RU"/>
+        </w:rPr>
+        <w:t>industries</w:t>
+      </w:r>
+      <w:proofErr w:type="spellEnd"/>
+      <w:r>
+        <w:rPr>
+          <w:rFonts w:ascii="Segoe UI" w:eastAsia="Times New Roman" w:hAnsi="Segoe UI" w:cs="Segoe UI"/>
+          <w:color w:val="1A1A1A"/>
+          <w:sz w:val="23"/>
+          <w:szCs w:val="23"/>
+          <w:lang w:eastAsia="ru-RU"/>
+        </w:rPr>
+        <w:t xml:space="preserve">) </w:t>
+      </w:r>
+      <w:r>
+        <w:rPr>
+          <w:rFonts w:ascii="Segoe UI" w:eastAsia="Times New Roman" w:hAnsi="Segoe UI" w:cs="Segoe UI"/>
+          <w:color w:val="1A1A1A"/>
+          <w:sz w:val="23"/>
+          <w:szCs w:val="23"/>
+          <w:lang w:eastAsia="ru-RU"/>
+        </w:rPr>
+        <w:t>хранятся жесткой связью, а</w:t>
+      </w:r>
+      <w:r>
+        <w:rPr>
+          <w:rFonts w:ascii="Segoe UI" w:eastAsia="Times New Roman" w:hAnsi="Segoe UI" w:cs="Segoe UI"/>
+          <w:color w:val="1A1A1A"/>
+          <w:sz w:val="23"/>
+          <w:szCs w:val="23"/>
+          <w:lang w:eastAsia="ru-RU"/>
+        </w:rPr>
+        <w:t xml:space="preserve"> регион (</w:t>
+      </w:r>
+      <w:proofErr w:type="spellStart"/>
+      <w:r>
+        <w:rPr>
+          <w:rFonts w:ascii="Segoe UI" w:eastAsia="Times New Roman" w:hAnsi="Segoe UI" w:cs="Segoe UI"/>
+          <w:color w:val="1A1A1A"/>
+          <w:sz w:val="23"/>
+          <w:szCs w:val="23"/>
+          <w:lang w:eastAsia="ru-RU"/>
+        </w:rPr>
+        <w:t>region</w:t>
+      </w:r>
+      <w:proofErr w:type="spellEnd"/>
+      <w:r>
+        <w:rPr>
+          <w:rFonts w:ascii="Segoe UI" w:eastAsia="Times New Roman" w:hAnsi="Segoe UI" w:cs="Segoe UI"/>
+          <w:color w:val="1A1A1A"/>
+          <w:sz w:val="23"/>
+          <w:szCs w:val="23"/>
+          <w:lang w:eastAsia="ru-RU"/>
+        </w:rPr>
+        <w:t xml:space="preserve">) участников не хранятся жёсткой связью: отрасли участника </w:t>
+      </w:r>
+      <w:r>
+        <w:rPr>
+          <w:rFonts w:ascii="Segoe UI" w:eastAsia="Times New Roman" w:hAnsi="Segoe UI" w:cs="Segoe UI"/>
+          <w:color w:val="1A1A1A"/>
+          <w:sz w:val="23"/>
+          <w:szCs w:val="23"/>
+          <w:lang w:eastAsia="ru-RU"/>
+        </w:rPr>
+        <w:t>имеют связь с категориями (</w:t>
+      </w:r>
+      <w:r>
+        <w:rPr>
+          <w:rFonts w:ascii="Segoe UI" w:eastAsia="Times New Roman" w:hAnsi="Segoe UI" w:cs="Segoe UI"/>
+          <w:color w:val="1A1A1A"/>
+          <w:sz w:val="23"/>
+          <w:szCs w:val="23"/>
+          <w:lang w:val="en-US" w:eastAsia="ru-RU"/>
+        </w:rPr>
+        <w:t>Category</w:t>
+      </w:r>
+      <w:r>
+        <w:rPr>
+          <w:rFonts w:ascii="Segoe UI" w:eastAsia="Times New Roman" w:hAnsi="Segoe UI" w:cs="Segoe UI"/>
+          <w:color w:val="1A1A1A"/>
+          <w:sz w:val="23"/>
+          <w:szCs w:val="23"/>
+          <w:lang w:eastAsia="ru-RU"/>
+        </w:rPr>
+        <w:t xml:space="preserve">) </w:t>
+      </w:r>
+      <w:r>
+        <w:rPr>
+          <w:rFonts w:ascii="Segoe UI" w:eastAsia="Times New Roman" w:hAnsi="Segoe UI" w:cs="Segoe UI"/>
+          <w:color w:val="1A1A1A"/>
+          <w:sz w:val="23"/>
+          <w:szCs w:val="23"/>
+          <w:lang w:eastAsia="ru-RU"/>
+        </w:rPr>
+        <w:t>1-го уровня</w:t>
+      </w:r>
+      <w:r>
+        <w:rPr>
+          <w:rFonts w:ascii="Segoe UI" w:eastAsia="Times New Roman" w:hAnsi="Segoe UI" w:cs="Segoe UI"/>
+          <w:color w:val="1A1A1A"/>
+          <w:sz w:val="23"/>
+          <w:szCs w:val="23"/>
+          <w:lang w:eastAsia="ru-RU"/>
+        </w:rPr>
+        <w:t>, регион — текст-подсказка из адресов объектов. У продукта отрасли — M2M со справочником категорий 1-го уровня.</w:t>
+      </w:r>
     </w:p>
     <w:p>
       <w:pPr>
         <w:numPr>
           <w:ilvl w:val="0"/>
-          <w:numId w:val="8"/>
+          <w:numId w:val="9"/>
         </w:numPr>
         <w:shd w:val="clear" w:color="auto" w:fill="FFFFFF"/>
-        <w:spacing w:before="100" w:beforeAutospacing="1" w:after="100" w:afterAutospacing="1" w:line="240" w:lineRule="auto"/>
-        <w:rPr>
-          <w:rFonts w:eastAsia="Times New Roman" w:cstheme="minorHAnsi"/>
-          <w:color w:val="1A1A1A"/>
-          <w:sz w:val="24"/>
-          <w:szCs w:val="24"/>
-          <w:lang w:eastAsia="ru-RU"/>
-        </w:rPr>
-      </w:pPr>
-      <w:r>
-        <w:rPr>
-          <w:rFonts w:eastAsia="Times New Roman" w:cstheme="minorHAnsi"/>
-          <w:color w:val="1A1A1A"/>
-          <w:sz w:val="24"/>
-          <w:szCs w:val="24"/>
-          <w:lang w:eastAsia="ru-RU"/>
-        </w:rPr>
-        <w:t>Отрасли (</w:t>
+        <w:spacing w:after="120" w:line="240" w:lineRule="auto"/>
+        <w:rPr>
+          <w:rFonts w:ascii="Segoe UI" w:eastAsia="Times New Roman" w:hAnsi="Segoe UI" w:cs="Segoe UI"/>
+          <w:color w:val="1A1A1A"/>
+          <w:sz w:val="23"/>
+          <w:szCs w:val="23"/>
+          <w:lang w:eastAsia="ru-RU"/>
+        </w:rPr>
+      </w:pPr>
+      <w:r>
+        <w:rPr>
+          <w:rFonts w:ascii="Segoe UI" w:eastAsia="Times New Roman" w:hAnsi="Segoe UI" w:cs="Segoe UI"/>
+          <w:color w:val="1A1A1A"/>
+          <w:sz w:val="23"/>
+          <w:szCs w:val="23"/>
+          <w:lang w:eastAsia="ru-RU"/>
+        </w:rPr>
+        <w:t>Автоматизированная система (</w:t>
       </w:r>
       <w:proofErr w:type="spellStart"/>
       <w:r>
         <w:rPr>
-          <w:rFonts w:eastAsia="Times New Roman" w:cstheme="minorHAnsi"/>
-          <w:color w:val="1A1A1A"/>
-          <w:sz w:val="24"/>
-          <w:szCs w:val="24"/>
-          <w:lang w:eastAsia="ru-RU"/>
-        </w:rPr>
-        <w:t>industries</w:t>
+          <w:rFonts w:ascii="Segoe UI" w:eastAsia="Times New Roman" w:hAnsi="Segoe UI" w:cs="Segoe UI"/>
+          <w:color w:val="1A1A1A"/>
+          <w:sz w:val="23"/>
+          <w:szCs w:val="23"/>
+          <w:lang w:eastAsia="ru-RU"/>
+        </w:rPr>
+        <w:t>AutomationSystem</w:t>
       </w:r>
       <w:proofErr w:type="spellEnd"/>
       <w:r>
         <w:rPr>
-          <w:rFonts w:eastAsia="Times New Roman" w:cstheme="minorHAnsi"/>
-          <w:color w:val="1A1A1A"/>
-          <w:sz w:val="24"/>
-          <w:szCs w:val="24"/>
-          <w:lang w:eastAsia="ru-RU"/>
-        </w:rPr>
-        <w:t>) и регион (</w:t>
+          <w:rFonts w:ascii="Segoe UI" w:eastAsia="Times New Roman" w:hAnsi="Segoe UI" w:cs="Segoe UI"/>
+          <w:color w:val="1A1A1A"/>
+          <w:sz w:val="23"/>
+          <w:szCs w:val="23"/>
+          <w:lang w:eastAsia="ru-RU"/>
+        </w:rPr>
+        <w:t>) и продукт (</w:t>
       </w:r>
       <w:proofErr w:type="spellStart"/>
       <w:r>
         <w:rPr>
-          <w:rFonts w:eastAsia="Times New Roman" w:cstheme="minorHAnsi"/>
-          <w:color w:val="1A1A1A"/>
-          <w:sz w:val="24"/>
-          <w:szCs w:val="24"/>
-          <w:lang w:eastAsia="ru-RU"/>
-        </w:rPr>
-        <w:t>region</w:t>
+          <w:rFonts w:ascii="Segoe UI" w:eastAsia="Times New Roman" w:hAnsi="Segoe UI" w:cs="Segoe UI"/>
+          <w:color w:val="1A1A1A"/>
+          <w:sz w:val="23"/>
+          <w:szCs w:val="23"/>
+          <w:lang w:eastAsia="ru-RU"/>
+        </w:rPr>
+        <w:t>VendorProduct</w:t>
       </w:r>
       <w:proofErr w:type="spellEnd"/>
       <w:r>
         <w:rPr>
-          <w:rFonts w:eastAsia="Times New Roman" w:cstheme="minorHAnsi"/>
-          <w:color w:val="1A1A1A"/>
-          <w:sz w:val="24"/>
-          <w:szCs w:val="24"/>
-          <w:lang w:eastAsia="ru-RU"/>
-        </w:rPr>
-        <w:t>) хранятся как значения-подсказки из справочника категорий 1-го уровня / из адресов объектов, без жёсткой связи по внешнему ключу.</w:t>
+          <w:rFonts w:ascii="Segoe UI" w:eastAsia="Times New Roman" w:hAnsi="Segoe UI" w:cs="Segoe UI"/>
+          <w:color w:val="1A1A1A"/>
+          <w:sz w:val="23"/>
+          <w:szCs w:val="23"/>
+          <w:lang w:eastAsia="ru-RU"/>
+        </w:rPr>
+        <w:t>) — разные сущности: продукт — это каталожная позиция вендора, система — её конкретное применение.</w:t>
       </w:r>
     </w:p>
     <w:p>
       <w:pPr>
         <w:numPr>
           <w:ilvl w:val="0"/>
-          <w:numId w:val="8"/>
+          <w:numId w:val="9"/>
         </w:numPr>
         <w:shd w:val="clear" w:color="auto" w:fill="FFFFFF"/>
-        <w:spacing w:before="100" w:beforeAutospacing="1" w:after="100" w:afterAutospacing="1" w:line="240" w:lineRule="auto"/>
-        <w:rPr>
-          <w:rFonts w:eastAsia="Times New Roman" w:cstheme="minorHAnsi"/>
-          <w:color w:val="1A1A1A"/>
-          <w:sz w:val="24"/>
-          <w:szCs w:val="24"/>
-          <w:lang w:eastAsia="ru-RU"/>
-        </w:rPr>
-      </w:pPr>
-      <w:r>
-        <w:rPr>
-          <w:rFonts w:eastAsia="Times New Roman" w:cstheme="minorHAnsi"/>
-          <w:color w:val="1A1A1A"/>
-          <w:sz w:val="24"/>
-          <w:szCs w:val="24"/>
-          <w:lang w:eastAsia="ru-RU"/>
-        </w:rPr>
-        <w:t>Автоматизированная система (</w:t>
-      </w:r>
-      <w:proofErr w:type="spellStart"/>
-      <w:r>
-        <w:rPr>
-          <w:rFonts w:eastAsia="Times New Roman" w:cstheme="minorHAnsi"/>
-          <w:color w:val="1A1A1A"/>
-          <w:sz w:val="24"/>
-          <w:szCs w:val="24"/>
-          <w:lang w:eastAsia="ru-RU"/>
-        </w:rPr>
-        <w:t>AutomationSystem</w:t>
-      </w:r>
-      <w:proofErr w:type="spellEnd"/>
-      <w:r>
-        <w:rPr>
-          <w:rFonts w:eastAsia="Times New Roman" w:cstheme="minorHAnsi"/>
-          <w:color w:val="1A1A1A"/>
-          <w:sz w:val="24"/>
-          <w:szCs w:val="24"/>
-          <w:lang w:eastAsia="ru-RU"/>
-        </w:rPr>
-        <w:t>) и продукт (</w:t>
-      </w:r>
-      <w:proofErr w:type="spellStart"/>
-      <w:r>
-        <w:rPr>
-          <w:rFonts w:eastAsia="Times New Roman" w:cstheme="minorHAnsi"/>
-          <w:color w:val="1A1A1A"/>
-          <w:sz w:val="24"/>
-          <w:szCs w:val="24"/>
-          <w:lang w:eastAsia="ru-RU"/>
-        </w:rPr>
-        <w:t>VendorProduct</w:t>
-      </w:r>
-      <w:proofErr w:type="spellEnd"/>
-      <w:r>
-        <w:rPr>
-          <w:rFonts w:eastAsia="Times New Roman" w:cstheme="minorHAnsi"/>
-          <w:color w:val="1A1A1A"/>
-          <w:sz w:val="24"/>
-          <w:szCs w:val="24"/>
-          <w:lang w:eastAsia="ru-RU"/>
-        </w:rPr>
-        <w:t>) — разные сущности: продукт — это каталожная позиция вендора, система — её конкретное применение.</w:t>
+        <w:spacing w:after="120" w:line="240" w:lineRule="auto"/>
+        <w:rPr>
+          <w:rFonts w:ascii="Segoe UI" w:eastAsia="Times New Roman" w:hAnsi="Segoe UI" w:cs="Segoe UI"/>
+          <w:color w:val="1A1A1A"/>
+          <w:sz w:val="23"/>
+          <w:szCs w:val="23"/>
+          <w:lang w:eastAsia="ru-RU"/>
+        </w:rPr>
+      </w:pPr>
+      <w:r>
+        <w:rPr>
+          <w:rFonts w:ascii="Segoe UI" w:eastAsia="Times New Roman" w:hAnsi="Segoe UI" w:cs="Segoe UI"/>
+          <w:color w:val="1A1A1A"/>
+          <w:sz w:val="23"/>
+          <w:szCs w:val="23"/>
+          <w:lang w:eastAsia="ru-RU"/>
+        </w:rPr>
+        <w:t>Профили реализуют паттерн «наследование через композицию»: вместо одной широкой таблицы участника используется набор узких профилей по типам.</w:t>
       </w:r>
     </w:p>
     <w:p>
       <w:pPr>
         <w:numPr>
           <w:ilvl w:val="0"/>
-          <w:numId w:val="8"/>
+          <w:numId w:val="9"/>
         </w:numPr>
         <w:shd w:val="clear" w:color="auto" w:fill="FFFFFF"/>
-        <w:spacing w:before="100" w:beforeAutospacing="1" w:after="100" w:afterAutospacing="1" w:line="240" w:lineRule="auto"/>
-        <w:rPr>
-          <w:rFonts w:eastAsia="Times New Roman" w:cstheme="minorHAnsi"/>
-          <w:color w:val="1A1A1A"/>
-          <w:sz w:val="24"/>
-          <w:szCs w:val="24"/>
-          <w:lang w:eastAsia="ru-RU"/>
-        </w:rPr>
-      </w:pPr>
-      <w:r>
-        <w:rPr>
-          <w:rFonts w:eastAsia="Times New Roman" w:cstheme="minorHAnsi"/>
-          <w:color w:val="1A1A1A"/>
-          <w:sz w:val="24"/>
-          <w:szCs w:val="24"/>
-          <w:lang w:eastAsia="ru-RU"/>
-        </w:rPr>
-        <w:t>Профили реализуют паттерн «наследование через композицию»: вместо одной широкой таблицы участника используется набор узких профилей по типам.</w:t>
-      </w:r>
-    </w:p>
-    <w:p>
-      <w:pPr>
-        <w:rPr>
-          <w:rFonts w:cstheme="minorHAnsi"/>
-          <w:sz w:val="24"/>
-          <w:szCs w:val="24"/>
-        </w:rPr>
-      </w:pPr>
+        <w:spacing w:after="120" w:line="240" w:lineRule="auto"/>
+        <w:rPr>
+          <w:rFonts w:ascii="Segoe UI" w:eastAsia="Times New Roman" w:hAnsi="Segoe UI" w:cs="Segoe UI"/>
+          <w:color w:val="1A1A1A"/>
+          <w:sz w:val="23"/>
+          <w:szCs w:val="23"/>
+          <w:lang w:eastAsia="ru-RU"/>
+        </w:rPr>
+      </w:pPr>
+      <w:r>
+        <w:rPr>
+          <w:rFonts w:ascii="Segoe UI" w:eastAsia="Times New Roman" w:hAnsi="Segoe UI" w:cs="Segoe UI"/>
+          <w:color w:val="1A1A1A"/>
+          <w:sz w:val="23"/>
+          <w:szCs w:val="23"/>
+          <w:lang w:eastAsia="ru-RU"/>
+        </w:rPr>
+        <w:t>Объект: юр. лицо (</w:t>
+      </w:r>
+      <w:proofErr w:type="spellStart"/>
+      <w:r>
+        <w:rPr>
+          <w:rFonts w:ascii="Segoe UI" w:eastAsia="Times New Roman" w:hAnsi="Segoe UI" w:cs="Segoe UI"/>
+          <w:color w:val="1A1A1A"/>
+          <w:sz w:val="23"/>
+          <w:szCs w:val="23"/>
+          <w:lang w:eastAsia="ru-RU"/>
+        </w:rPr>
+        <w:t>owner_entity</w:t>
+      </w:r>
+      <w:proofErr w:type="spellEnd"/>
+      <w:r>
+        <w:rPr>
+          <w:rFonts w:ascii="Segoe UI" w:eastAsia="Times New Roman" w:hAnsi="Segoe UI" w:cs="Segoe UI"/>
+          <w:color w:val="1A1A1A"/>
+          <w:sz w:val="23"/>
+          <w:szCs w:val="23"/>
+          <w:lang w:eastAsia="ru-RU"/>
+        </w:rPr>
+        <w:t>) заполняется только у объектов 1-го уровня (для L2/L3 наследуется от родителя), лицензиар (</w:t>
+      </w:r>
+      <w:proofErr w:type="spellStart"/>
+      <w:r>
+        <w:rPr>
+          <w:rFonts w:ascii="Segoe UI" w:eastAsia="Times New Roman" w:hAnsi="Segoe UI" w:cs="Segoe UI"/>
+          <w:color w:val="1A1A1A"/>
+          <w:sz w:val="23"/>
+          <w:szCs w:val="23"/>
+          <w:lang w:eastAsia="ru-RU"/>
+        </w:rPr>
+        <w:t>licensor</w:t>
+      </w:r>
+      <w:proofErr w:type="spellEnd"/>
+      <w:r>
+        <w:rPr>
+          <w:rFonts w:ascii="Segoe UI" w:eastAsia="Times New Roman" w:hAnsi="Segoe UI" w:cs="Segoe UI"/>
+          <w:color w:val="1A1A1A"/>
+          <w:sz w:val="23"/>
+          <w:szCs w:val="23"/>
+          <w:lang w:eastAsia="ru-RU"/>
+        </w:rPr>
+        <w:t>) — только у объектов 3-го уровня.</w:t>
+      </w:r>
     </w:p>
     <w:sectPr>
       <w:pgSz w:w="11906" w:h="16838"/>
@@ -1454,6 +1420,155 @@
     </w:lvl>
   </w:abstractNum>
   <w:abstractNum w:abstractNumId="4" w15:restartNumberingAfterBreak="0">
+    <w:nsid w:val="3C536EEB"/>
+    <w:multiLevelType w:val="multilevel"/>
+    <w:tmpl w:val="08502744"/>
+    <w:lvl w:ilvl="0">
+      <w:start w:val="1"/>
+      <w:numFmt w:val="bullet"/>
+      <w:lvlText w:val=""/>
+      <w:lvlJc w:val="left"/>
+      <w:pPr>
+        <w:tabs>
+          <w:tab w:val="num" w:pos="720"/>
+        </w:tabs>
+        <w:ind w:left="720" w:hanging="360"/>
+      </w:pPr>
+      <w:rPr>
+        <w:rFonts w:ascii="Symbol" w:hAnsi="Symbol" w:hint="default"/>
+        <w:sz w:val="20"/>
+      </w:rPr>
+    </w:lvl>
+    <w:lvl w:ilvl="1" w:tentative="1">
+      <w:start w:val="1"/>
+      <w:numFmt w:val="bullet"/>
+      <w:lvlText w:val="o"/>
+      <w:lvlJc w:val="left"/>
+      <w:pPr>
+        <w:tabs>
+          <w:tab w:val="num" w:pos="1440"/>
+        </w:tabs>
+        <w:ind w:left="1440" w:hanging="360"/>
+      </w:pPr>
+      <w:rPr>
+        <w:rFonts w:ascii="Courier New" w:hAnsi="Courier New" w:hint="default"/>
+        <w:sz w:val="20"/>
+      </w:rPr>
+    </w:lvl>
+    <w:lvl w:ilvl="2" w:tentative="1">
+      <w:start w:val="1"/>
+      <w:numFmt w:val="bullet"/>
+      <w:lvlText w:val=""/>
+      <w:lvlJc w:val="left"/>
+      <w:pPr>
+        <w:tabs>
+          <w:tab w:val="num" w:pos="2160"/>
+        </w:tabs>
+        <w:ind w:left="2160" w:hanging="360"/>
+      </w:pPr>
+      <w:rPr>
+        <w:rFonts w:ascii="Wingdings" w:hAnsi="Wingdings" w:hint="default"/>
+        <w:sz w:val="20"/>
+      </w:rPr>
+    </w:lvl>
+    <w:lvl w:ilvl="3" w:tentative="1">
+      <w:start w:val="1"/>
+      <w:numFmt w:val="bullet"/>
+      <w:lvlText w:val=""/>
+      <w:lvlJc w:val="left"/>
+      <w:pPr>
+        <w:tabs>
+          <w:tab w:val="num" w:pos="2880"/>
+        </w:tabs>
+        <w:ind w:left="2880" w:hanging="360"/>
+      </w:pPr>
+      <w:rPr>
+        <w:rFonts w:ascii="Wingdings" w:hAnsi="Wingdings" w:hint="default"/>
+        <w:sz w:val="20"/>
+      </w:rPr>
+    </w:lvl>
+    <w:lvl w:ilvl="4" w:tentative="1">
+      <w:start w:val="1"/>
+      <w:numFmt w:val="bullet"/>
+      <w:lvlText w:val=""/>
+      <w:lvlJc w:val="left"/>
+      <w:pPr>
+        <w:tabs>
+          <w:tab w:val="num" w:pos="3600"/>
+        </w:tabs>
+        <w:ind w:left="3600" w:hanging="360"/>
+      </w:pPr>
+      <w:rPr>
+        <w:rFonts w:ascii="Wingdings" w:hAnsi="Wingdings" w:hint="default"/>
+        <w:sz w:val="20"/>
+      </w:rPr>
+    </w:lvl>
+    <w:lvl w:ilvl="5" w:tentative="1">
+      <w:start w:val="1"/>
+      <w:numFmt w:val="bullet"/>
+      <w:lvlText w:val=""/>
+      <w:lvlJc w:val="left"/>
+      <w:pPr>
+        <w:tabs>
+          <w:tab w:val="num" w:pos="4320"/>
+        </w:tabs>
+        <w:ind w:left="4320" w:hanging="360"/>
+      </w:pPr>
+      <w:rPr>
+        <w:rFonts w:ascii="Wingdings" w:hAnsi="Wingdings" w:hint="default"/>
+        <w:sz w:val="20"/>
+      </w:rPr>
+    </w:lvl>
+    <w:lvl w:ilvl="6" w:tentative="1">
+      <w:start w:val="1"/>
+      <w:numFmt w:val="bullet"/>
+      <w:lvlText w:val=""/>
+      <w:lvlJc w:val="left"/>
+      <w:pPr>
+        <w:tabs>
+          <w:tab w:val="num" w:pos="5040"/>
+        </w:tabs>
+        <w:ind w:left="5040" w:hanging="360"/>
+      </w:pPr>
+      <w:rPr>
+        <w:rFonts w:ascii="Wingdings" w:hAnsi="Wingdings" w:hint="default"/>
+        <w:sz w:val="20"/>
+      </w:rPr>
+    </w:lvl>
+    <w:lvl w:ilvl="7" w:tentative="1">
+      <w:start w:val="1"/>
+      <w:numFmt w:val="bullet"/>
+      <w:lvlText w:val=""/>
+      <w:lvlJc w:val="left"/>
+      <w:pPr>
+        <w:tabs>
+          <w:tab w:val="num" w:pos="5760"/>
+        </w:tabs>
+        <w:ind w:left="5760" w:hanging="360"/>
+      </w:pPr>
+      <w:rPr>
+        <w:rFonts w:ascii="Wingdings" w:hAnsi="Wingdings" w:hint="default"/>
+        <w:sz w:val="20"/>
+      </w:rPr>
+    </w:lvl>
+    <w:lvl w:ilvl="8" w:tentative="1">
+      <w:start w:val="1"/>
+      <w:numFmt w:val="bullet"/>
+      <w:lvlText w:val=""/>
+      <w:lvlJc w:val="left"/>
+      <w:pPr>
+        <w:tabs>
+          <w:tab w:val="num" w:pos="6480"/>
+        </w:tabs>
+        <w:ind w:left="6480" w:hanging="360"/>
+      </w:pPr>
+      <w:rPr>
+        <w:rFonts w:ascii="Wingdings" w:hAnsi="Wingdings" w:hint="default"/>
+        <w:sz w:val="20"/>
+      </w:rPr>
+    </w:lvl>
+  </w:abstractNum>
+  <w:abstractNum w:abstractNumId="5" w15:restartNumberingAfterBreak="0">
     <w:nsid w:val="44CB6CE4"/>
     <w:multiLevelType w:val="multilevel"/>
     <w:tmpl w:val="8CFAFAFE"/>
@@ -1602,7 +1717,7 @@
       </w:rPr>
     </w:lvl>
   </w:abstractNum>
-  <w:abstractNum w:abstractNumId="5" w15:restartNumberingAfterBreak="0">
+  <w:abstractNum w:abstractNumId="6" w15:restartNumberingAfterBreak="0">
     <w:nsid w:val="55A72167"/>
     <w:multiLevelType w:val="multilevel"/>
     <w:tmpl w:val="4D566048"/>
@@ -1751,7 +1866,7 @@
       </w:rPr>
     </w:lvl>
   </w:abstractNum>
-  <w:abstractNum w:abstractNumId="6" w15:restartNumberingAfterBreak="0">
+  <w:abstractNum w:abstractNumId="7" w15:restartNumberingAfterBreak="0">
     <w:nsid w:val="6731128A"/>
     <w:multiLevelType w:val="multilevel"/>
     <w:tmpl w:val="D38C246C"/>
@@ -1900,7 +2015,7 @@
       </w:rPr>
     </w:lvl>
   </w:abstractNum>
-  <w:abstractNum w:abstractNumId="7" w15:restartNumberingAfterBreak="0">
+  <w:abstractNum w:abstractNumId="8" w15:restartNumberingAfterBreak="0">
     <w:nsid w:val="7E03132F"/>
     <w:multiLevelType w:val="multilevel"/>
     <w:tmpl w:val="468CBDEA"/>
@@ -2053,25 +2168,28 @@
     <w:abstractNumId w:val="3"/>
   </w:num>
   <w:num w:numId="2">
-    <w:abstractNumId w:val="7"/>
+    <w:abstractNumId w:val="8"/>
   </w:num>
   <w:num w:numId="3">
     <w:abstractNumId w:val="2"/>
   </w:num>
   <w:num w:numId="4">
-    <w:abstractNumId w:val="6"/>
+    <w:abstractNumId w:val="7"/>
   </w:num>
   <w:num w:numId="5">
-    <w:abstractNumId w:val="4"/>
+    <w:abstractNumId w:val="5"/>
   </w:num>
   <w:num w:numId="6">
-    <w:abstractNumId w:val="5"/>
+    <w:abstractNumId w:val="6"/>
   </w:num>
   <w:num w:numId="7">
     <w:abstractNumId w:val="0"/>
   </w:num>
   <w:num w:numId="8">
     <w:abstractNumId w:val="1"/>
+  </w:num>
+  <w:num w:numId="9">
+    <w:abstractNumId w:val="4"/>
   </w:num>
 </w:numbering>
 </file>
